--- a/public/documents/templates/cas/clearance-template.docx
+++ b/public/documents/templates/cas/clearance-template.docx
@@ -557,7 +557,6 @@
         <w:rPr>
           <w:rFonts w:ascii="Arial Narrow" w:hAnsi="Arial Narrow"/>
           <w:b/>
-          <w:color w:val="FF0000"/>
           <w:sz w:val="24"/>
           <w:szCs w:val="24"/>
           <w:u w:val="single"/>
@@ -639,7 +638,6 @@
         <w:rPr>
           <w:rFonts w:ascii="Arial Narrow" w:hAnsi="Arial Narrow"/>
           <w:b/>
-          <w:color w:val="FF0000"/>
           <w:sz w:val="24"/>
           <w:szCs w:val="24"/>
           <w:u w:val="single"/>
@@ -720,23 +718,7 @@
           <w:szCs w:val="24"/>
         </w:rPr>
         <w:tab/>
-        <w:t xml:space="preserve">          </w:t>
-      </w:r>
-      <w:r>
-        <w:rPr>
-          <w:rFonts w:ascii="Arial Narrow" w:hAnsi="Arial Narrow"/>
-          <w:sz w:val="24"/>
-          <w:szCs w:val="24"/>
-        </w:rPr>
-        <w:t xml:space="preserve"> </w:t>
-      </w:r>
-      <w:r>
-        <w:rPr>
-          <w:rFonts w:ascii="Arial Narrow" w:hAnsi="Arial Narrow"/>
-          <w:sz w:val="24"/>
-          <w:szCs w:val="24"/>
-        </w:rPr>
-        <w:t>Student Trainee</w:t>
+        <w:t xml:space="preserve">           Student Trainee</w:t>
       </w:r>
       <w:r>
         <w:rPr>
@@ -818,15 +800,7 @@
           <w:szCs w:val="24"/>
         </w:rPr>
         <w:tab/>
-        <w:t xml:space="preserve">     </w:t>
-      </w:r>
-      <w:r>
-        <w:rPr>
-          <w:rFonts w:ascii="Arial Narrow" w:hAnsi="Arial Narrow"/>
-          <w:sz w:val="24"/>
-          <w:szCs w:val="24"/>
-        </w:rPr>
-        <w:t xml:space="preserve">       </w:t>
+        <w:t xml:space="preserve">            </w:t>
       </w:r>
       <w:proofErr w:type="gramStart"/>
       <w:r>
@@ -835,15 +809,7 @@
           <w:sz w:val="24"/>
           <w:szCs w:val="24"/>
         </w:rPr>
-        <w:t xml:space="preserve">   </w:t>
-      </w:r>
-      <w:r>
-        <w:rPr>
-          <w:rFonts w:ascii="Arial Narrow" w:hAnsi="Arial Narrow"/>
-          <w:sz w:val="24"/>
-          <w:szCs w:val="24"/>
-        </w:rPr>
-        <w:t>(</w:t>
+        <w:t xml:space="preserve">   (</w:t>
       </w:r>
       <w:proofErr w:type="gramEnd"/>
       <w:r>
@@ -897,7 +863,7 @@
           <w:sz w:val="24"/>
           <w:szCs w:val="24"/>
         </w:rPr>
-        <w:t>Accoun</w:t>
+        <w:t>Accountabilities</w:t>
       </w:r>
       <w:r>
         <w:rPr>
@@ -907,7 +873,7 @@
           <w:sz w:val="24"/>
           <w:szCs w:val="24"/>
         </w:rPr>
-        <w:t>tabilities</w:t>
+        <w:tab/>
       </w:r>
       <w:r>
         <w:rPr>
@@ -948,25 +914,6 @@
           <w:szCs w:val="24"/>
         </w:rPr>
         <w:tab/>
-      </w:r>
-      <w:r>
-        <w:rPr>
-          <w:rFonts w:ascii="Arial Narrow" w:hAnsi="Arial Narrow"/>
-          <w:b/>
-          <w:i/>
-          <w:sz w:val="24"/>
-          <w:szCs w:val="24"/>
-        </w:rPr>
-        <w:tab/>
-      </w:r>
-      <w:r>
-        <w:rPr>
-          <w:rFonts w:ascii="Arial Narrow" w:hAnsi="Arial Narrow"/>
-          <w:b/>
-          <w:i/>
-          <w:sz w:val="24"/>
-          <w:szCs w:val="24"/>
-        </w:rPr>
         <w:t>Signature</w:t>
       </w:r>
     </w:p>
@@ -1348,7 +1295,6 @@
       <w:r>
         <w:rPr>
           <w:rFonts w:ascii="Arial Narrow" w:hAnsi="Arial Narrow"/>
-          <w:color w:val="FF0000"/>
           <w:sz w:val="24"/>
           <w:szCs w:val="24"/>
           <w:u w:val="single"/>
@@ -1538,7 +1484,6 @@
         <w:jc w:val="center"/>
         <w:rPr>
           <w:rFonts w:ascii="Arial Narrow" w:hAnsi="Arial Narrow"/>
-          <w:color w:val="FF0000"/>
           <w:sz w:val="24"/>
           <w:szCs w:val="24"/>
           <w:u w:val="single"/>
@@ -1547,7 +1492,6 @@
       <w:r>
         <w:rPr>
           <w:rFonts w:ascii="Arial Narrow" w:hAnsi="Arial Narrow"/>
-          <w:color w:val="FF0000"/>
           <w:sz w:val="24"/>
           <w:szCs w:val="24"/>
           <w:u w:val="single"/>
